--- a/Trabajo en grupo Seguridad Web.docx
+++ b/Trabajo en grupo Seguridad Web.docx
@@ -33,11 +33,48 @@
       <w:proofErr w:type="spellEnd"/>
     </w:p>
     <w:p>
+      <w:pPr>
+        <w:rPr>
+          <w:u w:val="single"/>
+        </w:rPr>
+      </w:pPr>
       <w:r>
         <w:rPr>
           <w:highlight w:val="red"/>
         </w:rPr>
         <w:t>Giuliana</w:t>
+      </w:r>
+      <w:r>
+        <w:t xml:space="preserve"> </w:t>
+      </w:r>
+      <w:proofErr w:type="spellStart"/>
+      <w:r>
+        <w:t>holaaaa</w:t>
+      </w:r>
+      <w:proofErr w:type="spellEnd"/>
+      <w:r>
+        <w:t xml:space="preserve"> </w:t>
+      </w:r>
+      <w:r>
+        <w:rPr>
+          <mc:AlternateContent>
+            <mc:Choice Requires="w16se"/>
+            <mc:Fallback>
+              <w:rFonts w:ascii="Segoe UI Emoji" w:eastAsia="Segoe UI Emoji" w:hAnsi="Segoe UI Emoji" w:cs="Segoe UI Emoji"/>
+            </mc:Fallback>
+          </mc:AlternateContent>
+        </w:rPr>
+        <mc:AlternateContent>
+          <mc:Choice Requires="w16se">
+            <w16se:symEx w16se:font="Segoe UI Emoji" w16se:char="1F60A"/>
+          </mc:Choice>
+          <mc:Fallback>
+            <w:t>😊</w:t>
+          </mc:Fallback>
+        </mc:AlternateContent>
+      </w:r>
+      <w:r>
+        <w:t xml:space="preserve"> </w:t>
       </w:r>
     </w:p>
     <w:p/>

--- a/Trabajo en grupo Seguridad Web.docx
+++ b/Trabajo en grupo Seguridad Web.docx
@@ -1,6 +1,6 @@
 
 <file path=word/document.xml><?xml version="1.0" encoding="utf-8"?>
-<w:document xmlns:wpc="http://schemas.microsoft.com/office/word/2010/wordprocessingCanvas" xmlns:cx="http://schemas.microsoft.com/office/drawing/2014/chartex" xmlns:cx1="http://schemas.microsoft.com/office/drawing/2015/9/8/chartex" xmlns:cx2="http://schemas.microsoft.com/office/drawing/2015/10/21/chartex" xmlns:cx3="http://schemas.microsoft.com/office/drawing/2016/5/9/chartex" xmlns:cx4="http://schemas.microsoft.com/office/drawing/2016/5/10/chartex" xmlns:cx5="http://schemas.microsoft.com/office/drawing/2016/5/11/chartex" xmlns:cx6="http://schemas.microsoft.com/office/drawing/2016/5/12/chartex" xmlns:cx7="http://schemas.microsoft.com/office/drawing/2016/5/13/chartex" xmlns:cx8="http://schemas.microsoft.com/office/drawing/2016/5/14/chartex" xmlns:mc="http://schemas.openxmlformats.org/markup-compatibility/2006" xmlns:aink="http://schemas.microsoft.com/office/drawing/2016/ink" xmlns:am3d="http://schemas.microsoft.com/office/drawing/2017/model3d" xmlns:o="urn:schemas-microsoft-com:office:office" xmlns:r="http://schemas.openxmlformats.org/officeDocument/2006/relationships" xmlns:m="http://schemas.openxmlformats.org/officeDocument/2006/math" xmlns:v="urn:schemas-microsoft-com:vml" xmlns:wp14="http://schemas.microsoft.com/office/word/2010/wordprocessingDrawing" xmlns:wp="http://schemas.openxmlformats.org/drawingml/2006/wordprocessingDrawing" xmlns:w10="urn:schemas-microsoft-com:office:word" xmlns:w="http://schemas.openxmlformats.org/wordprocessingml/2006/main" xmlns:w14="http://schemas.microsoft.com/office/word/2010/wordml" xmlns:w15="http://schemas.microsoft.com/office/word/2012/wordml" xmlns:w16cex="http://schemas.microsoft.com/office/word/2018/wordml/cex" xmlns:w16cid="http://schemas.microsoft.com/office/word/2016/wordml/cid" xmlns:w16="http://schemas.microsoft.com/office/word/2018/wordml" xmlns:w16sdtdh="http://schemas.microsoft.com/office/word/2020/wordml/sdtdatahash" xmlns:w16se="http://schemas.microsoft.com/office/word/2015/wordml/symex" xmlns:wpg="http://schemas.microsoft.com/office/word/2010/wordprocessingGroup" xmlns:wpi="http://schemas.microsoft.com/office/word/2010/wordprocessingInk" xmlns:wne="http://schemas.microsoft.com/office/word/2006/wordml" xmlns:wps="http://schemas.microsoft.com/office/word/2010/wordprocessingShape" mc:Ignorable="w14 w15 w16se w16cid w16 w16cex w16sdtdh wp14">
+<w:document xmlns:wpc="http://schemas.microsoft.com/office/word/2010/wordprocessingCanvas" xmlns:cx="http://schemas.microsoft.com/office/drawing/2014/chartex" xmlns:cx1="http://schemas.microsoft.com/office/drawing/2015/9/8/chartex" xmlns:cx2="http://schemas.microsoft.com/office/drawing/2015/10/21/chartex" xmlns:cx3="http://schemas.microsoft.com/office/drawing/2016/5/9/chartex" xmlns:cx4="http://schemas.microsoft.com/office/drawing/2016/5/10/chartex" xmlns:cx5="http://schemas.microsoft.com/office/drawing/2016/5/11/chartex" xmlns:cx6="http://schemas.microsoft.com/office/drawing/2016/5/12/chartex" xmlns:cx7="http://schemas.microsoft.com/office/drawing/2016/5/13/chartex" xmlns:cx8="http://schemas.microsoft.com/office/drawing/2016/5/14/chartex" xmlns:mc="http://schemas.openxmlformats.org/markup-compatibility/2006" xmlns:aink="http://schemas.microsoft.com/office/drawing/2016/ink" xmlns:am3d="http://schemas.microsoft.com/office/drawing/2017/model3d" xmlns:o="urn:schemas-microsoft-com:office:office" xmlns:oel="http://schemas.microsoft.com/office/2019/extlst" xmlns:r="http://schemas.openxmlformats.org/officeDocument/2006/relationships" xmlns:m="http://schemas.openxmlformats.org/officeDocument/2006/math" xmlns:v="urn:schemas-microsoft-com:vml" xmlns:wp14="http://schemas.microsoft.com/office/word/2010/wordprocessingDrawing" xmlns:wp="http://schemas.openxmlformats.org/drawingml/2006/wordprocessingDrawing" xmlns:w10="urn:schemas-microsoft-com:office:word" xmlns:w="http://schemas.openxmlformats.org/wordprocessingml/2006/main" xmlns:w14="http://schemas.microsoft.com/office/word/2010/wordml" xmlns:w15="http://schemas.microsoft.com/office/word/2012/wordml" xmlns:w16cex="http://schemas.microsoft.com/office/word/2018/wordml/cex" xmlns:w16cid="http://schemas.microsoft.com/office/word/2016/wordml/cid" xmlns:w16="http://schemas.microsoft.com/office/word/2018/wordml" xmlns:w16du="http://schemas.microsoft.com/office/word/2023/wordml/word16du" xmlns:w16sdtdh="http://schemas.microsoft.com/office/word/2020/wordml/sdtdatahash" xmlns:w16sdtfl="http://schemas.microsoft.com/office/word/2024/wordml/sdtformatlock" xmlns:w16se="http://schemas.microsoft.com/office/word/2015/wordml/symex" xmlns:wpg="http://schemas.microsoft.com/office/word/2010/wordprocessingGroup" xmlns:wpi="http://schemas.microsoft.com/office/word/2010/wordprocessingInk" xmlns:wne="http://schemas.microsoft.com/office/word/2006/wordml" xmlns:wps="http://schemas.microsoft.com/office/word/2010/wordprocessingShape" mc:Ignorable="w14 w15 w16se w16cid w16 w16cex w16sdtdh w16sdtfl w16du wp14">
   <w:body>
     <w:p>
       <w:r>
@@ -23,14 +23,68 @@
       </w:r>
     </w:p>
     <w:p>
-      <w:proofErr w:type="spellStart"/>
       <w:r>
         <w:rPr>
           <w:highlight w:val="magenta"/>
         </w:rPr>
         <w:t>Josue</w:t>
       </w:r>
-      <w:proofErr w:type="spellEnd"/>
+      <w:r>
+        <w:t xml:space="preserve"> </w:t>
+      </w:r>
+      <w:r>
+        <w:rPr>
+          <w:noProof/>
+        </w:rPr>
+        <w:drawing>
+          <wp:inline distT="0" distB="0" distL="0" distR="0" wp14:anchorId="13D38B66" wp14:editId="04A5A642">
+            <wp:extent cx="2247900" cy="2762250"/>
+            <wp:effectExtent l="0" t="0" r="0" b="0"/>
+            <wp:docPr id="2011957985" name="Imagen 1" descr="Las mejores 94 ideas de Memes de gatos | mascotas memes ..."/>
+            <wp:cNvGraphicFramePr>
+              <a:graphicFrameLocks xmlns:a="http://schemas.openxmlformats.org/drawingml/2006/main" noChangeAspect="1"/>
+            </wp:cNvGraphicFramePr>
+            <a:graphic xmlns:a="http://schemas.openxmlformats.org/drawingml/2006/main">
+              <a:graphicData uri="http://schemas.openxmlformats.org/drawingml/2006/picture">
+                <pic:pic xmlns:pic="http://schemas.openxmlformats.org/drawingml/2006/picture">
+                  <pic:nvPicPr>
+                    <pic:cNvPr id="0" name="Picture 1" descr="Las mejores 94 ideas de Memes de gatos | mascotas memes ..."/>
+                    <pic:cNvPicPr>
+                      <a:picLocks noChangeAspect="1" noChangeArrowheads="1"/>
+                    </pic:cNvPicPr>
+                  </pic:nvPicPr>
+                  <pic:blipFill>
+                    <a:blip r:embed="rId5">
+                      <a:extLst>
+                        <a:ext uri="{28A0092B-C50C-407E-A947-70E740481C1C}">
+                          <a14:useLocalDpi xmlns:a14="http://schemas.microsoft.com/office/drawing/2010/main" val="0"/>
+                        </a:ext>
+                      </a:extLst>
+                    </a:blip>
+                    <a:srcRect/>
+                    <a:stretch>
+                      <a:fillRect/>
+                    </a:stretch>
+                  </pic:blipFill>
+                  <pic:spPr bwMode="auto">
+                    <a:xfrm>
+                      <a:off x="0" y="0"/>
+                      <a:ext cx="2247900" cy="2762250"/>
+                    </a:xfrm>
+                    <a:prstGeom prst="rect">
+                      <a:avLst/>
+                    </a:prstGeom>
+                    <a:noFill/>
+                    <a:ln>
+                      <a:noFill/>
+                    </a:ln>
+                  </pic:spPr>
+                </pic:pic>
+              </a:graphicData>
+            </a:graphic>
+          </wp:inline>
+        </w:drawing>
+      </w:r>
     </w:p>
     <w:p>
       <w:pPr>
@@ -45,15 +99,7 @@
         <w:t>Giuliana</w:t>
       </w:r>
       <w:r>
-        <w:t xml:space="preserve"> </w:t>
-      </w:r>
-      <w:proofErr w:type="spellStart"/>
-      <w:r>
-        <w:t>holaaaa</w:t>
-      </w:r>
-      <w:proofErr w:type="spellEnd"/>
-      <w:r>
-        <w:t xml:space="preserve"> </w:t>
+        <w:t xml:space="preserve"> holaaaa </w:t>
       </w:r>
       <w:r>
         <w:rPr>
@@ -91,7 +137,7 @@
 </file>
 
 <file path=word/numbering.xml><?xml version="1.0" encoding="utf-8"?>
-<w:numbering xmlns:wpc="http://schemas.microsoft.com/office/word/2010/wordprocessingCanvas" xmlns:cx="http://schemas.microsoft.com/office/drawing/2014/chartex" xmlns:cx1="http://schemas.microsoft.com/office/drawing/2015/9/8/chartex" xmlns:cx2="http://schemas.microsoft.com/office/drawing/2015/10/21/chartex" xmlns:cx3="http://schemas.microsoft.com/office/drawing/2016/5/9/chartex" xmlns:cx4="http://schemas.microsoft.com/office/drawing/2016/5/10/chartex" xmlns:cx5="http://schemas.microsoft.com/office/drawing/2016/5/11/chartex" xmlns:cx6="http://schemas.microsoft.com/office/drawing/2016/5/12/chartex" xmlns:cx7="http://schemas.microsoft.com/office/drawing/2016/5/13/chartex" xmlns:cx8="http://schemas.microsoft.com/office/drawing/2016/5/14/chartex" xmlns:mc="http://schemas.openxmlformats.org/markup-compatibility/2006" xmlns:aink="http://schemas.microsoft.com/office/drawing/2016/ink" xmlns:am3d="http://schemas.microsoft.com/office/drawing/2017/model3d" xmlns:o="urn:schemas-microsoft-com:office:office" xmlns:r="http://schemas.openxmlformats.org/officeDocument/2006/relationships" xmlns:m="http://schemas.openxmlformats.org/officeDocument/2006/math" xmlns:v="urn:schemas-microsoft-com:vml" xmlns:wp14="http://schemas.microsoft.com/office/word/2010/wordprocessingDrawing" xmlns:wp="http://schemas.openxmlformats.org/drawingml/2006/wordprocessingDrawing" xmlns:w10="urn:schemas-microsoft-com:office:word" xmlns:w="http://schemas.openxmlformats.org/wordprocessingml/2006/main" xmlns:w14="http://schemas.microsoft.com/office/word/2010/wordml" xmlns:w15="http://schemas.microsoft.com/office/word/2012/wordml" xmlns:w16cex="http://schemas.microsoft.com/office/word/2018/wordml/cex" xmlns:w16cid="http://schemas.microsoft.com/office/word/2016/wordml/cid" xmlns:w16="http://schemas.microsoft.com/office/word/2018/wordml" xmlns:w16sdtdh="http://schemas.microsoft.com/office/word/2020/wordml/sdtdatahash" xmlns:w16se="http://schemas.microsoft.com/office/word/2015/wordml/symex" xmlns:wpg="http://schemas.microsoft.com/office/word/2010/wordprocessingGroup" xmlns:wpi="http://schemas.microsoft.com/office/word/2010/wordprocessingInk" xmlns:wne="http://schemas.microsoft.com/office/word/2006/wordml" xmlns:wps="http://schemas.microsoft.com/office/word/2010/wordprocessingShape" mc:Ignorable="w14 w15 w16se w16cid w16 w16cex w16sdtdh wp14">
+<w:numbering xmlns:wpc="http://schemas.microsoft.com/office/word/2010/wordprocessingCanvas" xmlns:cx="http://schemas.microsoft.com/office/drawing/2014/chartex" xmlns:cx1="http://schemas.microsoft.com/office/drawing/2015/9/8/chartex" xmlns:cx2="http://schemas.microsoft.com/office/drawing/2015/10/21/chartex" xmlns:cx3="http://schemas.microsoft.com/office/drawing/2016/5/9/chartex" xmlns:cx4="http://schemas.microsoft.com/office/drawing/2016/5/10/chartex" xmlns:cx5="http://schemas.microsoft.com/office/drawing/2016/5/11/chartex" xmlns:cx6="http://schemas.microsoft.com/office/drawing/2016/5/12/chartex" xmlns:cx7="http://schemas.microsoft.com/office/drawing/2016/5/13/chartex" xmlns:cx8="http://schemas.microsoft.com/office/drawing/2016/5/14/chartex" xmlns:mc="http://schemas.openxmlformats.org/markup-compatibility/2006" xmlns:aink="http://schemas.microsoft.com/office/drawing/2016/ink" xmlns:am3d="http://schemas.microsoft.com/office/drawing/2017/model3d" xmlns:o="urn:schemas-microsoft-com:office:office" xmlns:oel="http://schemas.microsoft.com/office/2019/extlst" xmlns:r="http://schemas.openxmlformats.org/officeDocument/2006/relationships" xmlns:m="http://schemas.openxmlformats.org/officeDocument/2006/math" xmlns:v="urn:schemas-microsoft-com:vml" xmlns:wp14="http://schemas.microsoft.com/office/word/2010/wordprocessingDrawing" xmlns:wp="http://schemas.openxmlformats.org/drawingml/2006/wordprocessingDrawing" xmlns:w10="urn:schemas-microsoft-com:office:word" xmlns:w="http://schemas.openxmlformats.org/wordprocessingml/2006/main" xmlns:w14="http://schemas.microsoft.com/office/word/2010/wordml" xmlns:w15="http://schemas.microsoft.com/office/word/2012/wordml" xmlns:w16cex="http://schemas.microsoft.com/office/word/2018/wordml/cex" xmlns:w16cid="http://schemas.microsoft.com/office/word/2016/wordml/cid" xmlns:w16="http://schemas.microsoft.com/office/word/2018/wordml" xmlns:w16du="http://schemas.microsoft.com/office/word/2023/wordml/word16du" xmlns:w16sdtdh="http://schemas.microsoft.com/office/word/2020/wordml/sdtdatahash" xmlns:w16sdtfl="http://schemas.microsoft.com/office/word/2024/wordml/sdtformatlock" xmlns:w16se="http://schemas.microsoft.com/office/word/2015/wordml/symex" xmlns:wpg="http://schemas.microsoft.com/office/word/2010/wordprocessingGroup" xmlns:wpi="http://schemas.microsoft.com/office/word/2010/wordprocessingInk" xmlns:wne="http://schemas.microsoft.com/office/word/2006/wordml" xmlns:wps="http://schemas.microsoft.com/office/word/2010/wordprocessingShape" mc:Ignorable="w14 w15 w16se w16cid w16 w16cex w16sdtdh w16sdtfl w16du wp14">
   <w:abstractNum w:abstractNumId="0" w15:restartNumberingAfterBreak="0">
     <w:nsid w:val="7F693BF3"/>
     <w:multiLevelType w:val="hybridMultilevel"/>
@@ -181,14 +227,14 @@
       </w:pPr>
     </w:lvl>
   </w:abstractNum>
-  <w:num w:numId="1">
+  <w:num w:numId="1" w16cid:durableId="516118573">
     <w:abstractNumId w:val="0"/>
   </w:num>
 </w:numbering>
 </file>
 
 <file path=word/styles.xml><?xml version="1.0" encoding="utf-8"?>
-<w:styles xmlns:mc="http://schemas.openxmlformats.org/markup-compatibility/2006" xmlns:r="http://schemas.openxmlformats.org/officeDocument/2006/relationships" xmlns:w="http://schemas.openxmlformats.org/wordprocessingml/2006/main" xmlns:w14="http://schemas.microsoft.com/office/word/2010/wordml" xmlns:w15="http://schemas.microsoft.com/office/word/2012/wordml" xmlns:w16cex="http://schemas.microsoft.com/office/word/2018/wordml/cex" xmlns:w16cid="http://schemas.microsoft.com/office/word/2016/wordml/cid" xmlns:w16="http://schemas.microsoft.com/office/word/2018/wordml" xmlns:w16sdtdh="http://schemas.microsoft.com/office/word/2020/wordml/sdtdatahash" xmlns:w16se="http://schemas.microsoft.com/office/word/2015/wordml/symex" mc:Ignorable="w14 w15 w16se w16cid w16 w16cex w16sdtdh">
+<w:styles xmlns:mc="http://schemas.openxmlformats.org/markup-compatibility/2006" xmlns:r="http://schemas.openxmlformats.org/officeDocument/2006/relationships" xmlns:w="http://schemas.openxmlformats.org/wordprocessingml/2006/main" xmlns:w14="http://schemas.microsoft.com/office/word/2010/wordml" xmlns:w15="http://schemas.microsoft.com/office/word/2012/wordml" xmlns:w16cex="http://schemas.microsoft.com/office/word/2018/wordml/cex" xmlns:w16cid="http://schemas.microsoft.com/office/word/2016/wordml/cid" xmlns:w16="http://schemas.microsoft.com/office/word/2018/wordml" xmlns:w16du="http://schemas.microsoft.com/office/word/2023/wordml/word16du" xmlns:w16sdtdh="http://schemas.microsoft.com/office/word/2020/wordml/sdtdatahash" xmlns:w16sdtfl="http://schemas.microsoft.com/office/word/2024/wordml/sdtformatlock" xmlns:w16se="http://schemas.microsoft.com/office/word/2015/wordml/symex" mc:Ignorable="w14 w15 w16se w16cid w16 w16cex w16sdtdh w16sdtfl w16du">
   <w:docDefaults>
     <w:rPrDefault>
       <w:rPr>

--- a/Trabajo en grupo Seguridad Web.docx
+++ b/Trabajo en grupo Seguridad Web.docx
@@ -1,6 +1,6 @@
 
 <file path=word/document.xml><?xml version="1.0" encoding="utf-8"?>
-<w:document xmlns:wpc="http://schemas.microsoft.com/office/word/2010/wordprocessingCanvas" xmlns:cx="http://schemas.microsoft.com/office/drawing/2014/chartex" xmlns:cx1="http://schemas.microsoft.com/office/drawing/2015/9/8/chartex" xmlns:cx2="http://schemas.microsoft.com/office/drawing/2015/10/21/chartex" xmlns:cx3="http://schemas.microsoft.com/office/drawing/2016/5/9/chartex" xmlns:cx4="http://schemas.microsoft.com/office/drawing/2016/5/10/chartex" xmlns:cx5="http://schemas.microsoft.com/office/drawing/2016/5/11/chartex" xmlns:cx6="http://schemas.microsoft.com/office/drawing/2016/5/12/chartex" xmlns:cx7="http://schemas.microsoft.com/office/drawing/2016/5/13/chartex" xmlns:cx8="http://schemas.microsoft.com/office/drawing/2016/5/14/chartex" xmlns:mc="http://schemas.openxmlformats.org/markup-compatibility/2006" xmlns:aink="http://schemas.microsoft.com/office/drawing/2016/ink" xmlns:am3d="http://schemas.microsoft.com/office/drawing/2017/model3d" xmlns:o="urn:schemas-microsoft-com:office:office" xmlns:oel="http://schemas.microsoft.com/office/2019/extlst" xmlns:r="http://schemas.openxmlformats.org/officeDocument/2006/relationships" xmlns:m="http://schemas.openxmlformats.org/officeDocument/2006/math" xmlns:v="urn:schemas-microsoft-com:vml" xmlns:wp14="http://schemas.microsoft.com/office/word/2010/wordprocessingDrawing" xmlns:wp="http://schemas.openxmlformats.org/drawingml/2006/wordprocessingDrawing" xmlns:w10="urn:schemas-microsoft-com:office:word" xmlns:w="http://schemas.openxmlformats.org/wordprocessingml/2006/main" xmlns:w14="http://schemas.microsoft.com/office/word/2010/wordml" xmlns:w15="http://schemas.microsoft.com/office/word/2012/wordml" xmlns:w16cex="http://schemas.microsoft.com/office/word/2018/wordml/cex" xmlns:w16cid="http://schemas.microsoft.com/office/word/2016/wordml/cid" xmlns:w16="http://schemas.microsoft.com/office/word/2018/wordml" xmlns:w16du="http://schemas.microsoft.com/office/word/2023/wordml/word16du" xmlns:w16sdtdh="http://schemas.microsoft.com/office/word/2020/wordml/sdtdatahash" xmlns:w16sdtfl="http://schemas.microsoft.com/office/word/2024/wordml/sdtformatlock" xmlns:w16se="http://schemas.microsoft.com/office/word/2015/wordml/symex" xmlns:wpg="http://schemas.microsoft.com/office/word/2010/wordprocessingGroup" xmlns:wpi="http://schemas.microsoft.com/office/word/2010/wordprocessingInk" xmlns:wne="http://schemas.microsoft.com/office/word/2006/wordml" xmlns:wps="http://schemas.microsoft.com/office/word/2010/wordprocessingShape" mc:Ignorable="w14 w15 w16se w16cid w16 w16cex w16sdtdh w16sdtfl w16du wp14">
+<w:document xmlns:wpc="http://schemas.microsoft.com/office/word/2010/wordprocessingCanvas" xmlns:cx="http://schemas.microsoft.com/office/drawing/2014/chartex" xmlns:cx1="http://schemas.microsoft.com/office/drawing/2015/9/8/chartex" xmlns:cx2="http://schemas.microsoft.com/office/drawing/2015/10/21/chartex" xmlns:cx3="http://schemas.microsoft.com/office/drawing/2016/5/9/chartex" xmlns:cx4="http://schemas.microsoft.com/office/drawing/2016/5/10/chartex" xmlns:cx5="http://schemas.microsoft.com/office/drawing/2016/5/11/chartex" xmlns:cx6="http://schemas.microsoft.com/office/drawing/2016/5/12/chartex" xmlns:cx7="http://schemas.microsoft.com/office/drawing/2016/5/13/chartex" xmlns:cx8="http://schemas.microsoft.com/office/drawing/2016/5/14/chartex" xmlns:mc="http://schemas.openxmlformats.org/markup-compatibility/2006" xmlns:aink="http://schemas.microsoft.com/office/drawing/2016/ink" xmlns:am3d="http://schemas.microsoft.com/office/drawing/2017/model3d" xmlns:o="urn:schemas-microsoft-com:office:office" xmlns:r="http://schemas.openxmlformats.org/officeDocument/2006/relationships" xmlns:m="http://schemas.openxmlformats.org/officeDocument/2006/math" xmlns:v="urn:schemas-microsoft-com:vml" xmlns:wp14="http://schemas.microsoft.com/office/word/2010/wordprocessingDrawing" xmlns:wp="http://schemas.openxmlformats.org/drawingml/2006/wordprocessingDrawing" xmlns:w10="urn:schemas-microsoft-com:office:word" xmlns:w="http://schemas.openxmlformats.org/wordprocessingml/2006/main" xmlns:w14="http://schemas.microsoft.com/office/word/2010/wordml" xmlns:w15="http://schemas.microsoft.com/office/word/2012/wordml" xmlns:w16cex="http://schemas.microsoft.com/office/word/2018/wordml/cex" xmlns:w16cid="http://schemas.microsoft.com/office/word/2016/wordml/cid" xmlns:w16="http://schemas.microsoft.com/office/word/2018/wordml" xmlns:w16sdtdh="http://schemas.microsoft.com/office/word/2020/wordml/sdtdatahash" xmlns:w16se="http://schemas.microsoft.com/office/word/2015/wordml/symex" xmlns:wpg="http://schemas.microsoft.com/office/word/2010/wordprocessingGroup" xmlns:wpi="http://schemas.microsoft.com/office/word/2010/wordprocessingInk" xmlns:wne="http://schemas.microsoft.com/office/word/2006/wordml" xmlns:wps="http://schemas.microsoft.com/office/word/2010/wordprocessingShape" mc:Ignorable="w14 w15 w16se w16cid w16 w16cex w16sdtdh wp14">
   <w:body>
     <w:p>
       <w:r>
@@ -23,104 +23,21 @@
       </w:r>
     </w:p>
     <w:p>
+      <w:proofErr w:type="spellStart"/>
       <w:r>
         <w:rPr>
           <w:highlight w:val="magenta"/>
         </w:rPr>
         <w:t>Josue</w:t>
       </w:r>
-      <w:r>
-        <w:t xml:space="preserve"> </w:t>
-      </w:r>
-      <w:r>
-        <w:rPr>
-          <w:noProof/>
-        </w:rPr>
-        <w:drawing>
-          <wp:inline distT="0" distB="0" distL="0" distR="0" wp14:anchorId="13D38B66" wp14:editId="04A5A642">
-            <wp:extent cx="2247900" cy="2762250"/>
-            <wp:effectExtent l="0" t="0" r="0" b="0"/>
-            <wp:docPr id="2011957985" name="Imagen 1" descr="Las mejores 94 ideas de Memes de gatos | mascotas memes ..."/>
-            <wp:cNvGraphicFramePr>
-              <a:graphicFrameLocks xmlns:a="http://schemas.openxmlformats.org/drawingml/2006/main" noChangeAspect="1"/>
-            </wp:cNvGraphicFramePr>
-            <a:graphic xmlns:a="http://schemas.openxmlformats.org/drawingml/2006/main">
-              <a:graphicData uri="http://schemas.openxmlformats.org/drawingml/2006/picture">
-                <pic:pic xmlns:pic="http://schemas.openxmlformats.org/drawingml/2006/picture">
-                  <pic:nvPicPr>
-                    <pic:cNvPr id="0" name="Picture 1" descr="Las mejores 94 ideas de Memes de gatos | mascotas memes ..."/>
-                    <pic:cNvPicPr>
-                      <a:picLocks noChangeAspect="1" noChangeArrowheads="1"/>
-                    </pic:cNvPicPr>
-                  </pic:nvPicPr>
-                  <pic:blipFill>
-                    <a:blip r:embed="rId5">
-                      <a:extLst>
-                        <a:ext uri="{28A0092B-C50C-407E-A947-70E740481C1C}">
-                          <a14:useLocalDpi xmlns:a14="http://schemas.microsoft.com/office/drawing/2010/main" val="0"/>
-                        </a:ext>
-                      </a:extLst>
-                    </a:blip>
-                    <a:srcRect/>
-                    <a:stretch>
-                      <a:fillRect/>
-                    </a:stretch>
-                  </pic:blipFill>
-                  <pic:spPr bwMode="auto">
-                    <a:xfrm>
-                      <a:off x="0" y="0"/>
-                      <a:ext cx="2247900" cy="2762250"/>
-                    </a:xfrm>
-                    <a:prstGeom prst="rect">
-                      <a:avLst/>
-                    </a:prstGeom>
-                    <a:noFill/>
-                    <a:ln>
-                      <a:noFill/>
-                    </a:ln>
-                  </pic:spPr>
-                </pic:pic>
-              </a:graphicData>
-            </a:graphic>
-          </wp:inline>
-        </w:drawing>
-      </w:r>
+      <w:proofErr w:type="spellEnd"/>
     </w:p>
     <w:p>
-      <w:pPr>
-        <w:rPr>
-          <w:u w:val="single"/>
-        </w:rPr>
-      </w:pPr>
       <w:r>
         <w:rPr>
           <w:highlight w:val="red"/>
         </w:rPr>
         <w:t>Giuliana</w:t>
-      </w:r>
-      <w:r>
-        <w:t xml:space="preserve"> holaaaa </w:t>
-      </w:r>
-      <w:r>
-        <w:rPr>
-          <mc:AlternateContent>
-            <mc:Choice Requires="w16se"/>
-            <mc:Fallback>
-              <w:rFonts w:ascii="Segoe UI Emoji" w:eastAsia="Segoe UI Emoji" w:hAnsi="Segoe UI Emoji" w:cs="Segoe UI Emoji"/>
-            </mc:Fallback>
-          </mc:AlternateContent>
-        </w:rPr>
-        <mc:AlternateContent>
-          <mc:Choice Requires="w16se">
-            <w16se:symEx w16se:font="Segoe UI Emoji" w16se:char="1F60A"/>
-          </mc:Choice>
-          <mc:Fallback>
-            <w:t>😊</w:t>
-          </mc:Fallback>
-        </mc:AlternateContent>
-      </w:r>
-      <w:r>
-        <w:t xml:space="preserve"> </w:t>
       </w:r>
     </w:p>
     <w:p/>
@@ -137,7 +54,7 @@
 </file>
 
 <file path=word/numbering.xml><?xml version="1.0" encoding="utf-8"?>
-<w:numbering xmlns:wpc="http://schemas.microsoft.com/office/word/2010/wordprocessingCanvas" xmlns:cx="http://schemas.microsoft.com/office/drawing/2014/chartex" xmlns:cx1="http://schemas.microsoft.com/office/drawing/2015/9/8/chartex" xmlns:cx2="http://schemas.microsoft.com/office/drawing/2015/10/21/chartex" xmlns:cx3="http://schemas.microsoft.com/office/drawing/2016/5/9/chartex" xmlns:cx4="http://schemas.microsoft.com/office/drawing/2016/5/10/chartex" xmlns:cx5="http://schemas.microsoft.com/office/drawing/2016/5/11/chartex" xmlns:cx6="http://schemas.microsoft.com/office/drawing/2016/5/12/chartex" xmlns:cx7="http://schemas.microsoft.com/office/drawing/2016/5/13/chartex" xmlns:cx8="http://schemas.microsoft.com/office/drawing/2016/5/14/chartex" xmlns:mc="http://schemas.openxmlformats.org/markup-compatibility/2006" xmlns:aink="http://schemas.microsoft.com/office/drawing/2016/ink" xmlns:am3d="http://schemas.microsoft.com/office/drawing/2017/model3d" xmlns:o="urn:schemas-microsoft-com:office:office" xmlns:oel="http://schemas.microsoft.com/office/2019/extlst" xmlns:r="http://schemas.openxmlformats.org/officeDocument/2006/relationships" xmlns:m="http://schemas.openxmlformats.org/officeDocument/2006/math" xmlns:v="urn:schemas-microsoft-com:vml" xmlns:wp14="http://schemas.microsoft.com/office/word/2010/wordprocessingDrawing" xmlns:wp="http://schemas.openxmlformats.org/drawingml/2006/wordprocessingDrawing" xmlns:w10="urn:schemas-microsoft-com:office:word" xmlns:w="http://schemas.openxmlformats.org/wordprocessingml/2006/main" xmlns:w14="http://schemas.microsoft.com/office/word/2010/wordml" xmlns:w15="http://schemas.microsoft.com/office/word/2012/wordml" xmlns:w16cex="http://schemas.microsoft.com/office/word/2018/wordml/cex" xmlns:w16cid="http://schemas.microsoft.com/office/word/2016/wordml/cid" xmlns:w16="http://schemas.microsoft.com/office/word/2018/wordml" xmlns:w16du="http://schemas.microsoft.com/office/word/2023/wordml/word16du" xmlns:w16sdtdh="http://schemas.microsoft.com/office/word/2020/wordml/sdtdatahash" xmlns:w16sdtfl="http://schemas.microsoft.com/office/word/2024/wordml/sdtformatlock" xmlns:w16se="http://schemas.microsoft.com/office/word/2015/wordml/symex" xmlns:wpg="http://schemas.microsoft.com/office/word/2010/wordprocessingGroup" xmlns:wpi="http://schemas.microsoft.com/office/word/2010/wordprocessingInk" xmlns:wne="http://schemas.microsoft.com/office/word/2006/wordml" xmlns:wps="http://schemas.microsoft.com/office/word/2010/wordprocessingShape" mc:Ignorable="w14 w15 w16se w16cid w16 w16cex w16sdtdh w16sdtfl w16du wp14">
+<w:numbering xmlns:wpc="http://schemas.microsoft.com/office/word/2010/wordprocessingCanvas" xmlns:cx="http://schemas.microsoft.com/office/drawing/2014/chartex" xmlns:cx1="http://schemas.microsoft.com/office/drawing/2015/9/8/chartex" xmlns:cx2="http://schemas.microsoft.com/office/drawing/2015/10/21/chartex" xmlns:cx3="http://schemas.microsoft.com/office/drawing/2016/5/9/chartex" xmlns:cx4="http://schemas.microsoft.com/office/drawing/2016/5/10/chartex" xmlns:cx5="http://schemas.microsoft.com/office/drawing/2016/5/11/chartex" xmlns:cx6="http://schemas.microsoft.com/office/drawing/2016/5/12/chartex" xmlns:cx7="http://schemas.microsoft.com/office/drawing/2016/5/13/chartex" xmlns:cx8="http://schemas.microsoft.com/office/drawing/2016/5/14/chartex" xmlns:mc="http://schemas.openxmlformats.org/markup-compatibility/2006" xmlns:aink="http://schemas.microsoft.com/office/drawing/2016/ink" xmlns:am3d="http://schemas.microsoft.com/office/drawing/2017/model3d" xmlns:o="urn:schemas-microsoft-com:office:office" xmlns:r="http://schemas.openxmlformats.org/officeDocument/2006/relationships" xmlns:m="http://schemas.openxmlformats.org/officeDocument/2006/math" xmlns:v="urn:schemas-microsoft-com:vml" xmlns:wp14="http://schemas.microsoft.com/office/word/2010/wordprocessingDrawing" xmlns:wp="http://schemas.openxmlformats.org/drawingml/2006/wordprocessingDrawing" xmlns:w10="urn:schemas-microsoft-com:office:word" xmlns:w="http://schemas.openxmlformats.org/wordprocessingml/2006/main" xmlns:w14="http://schemas.microsoft.com/office/word/2010/wordml" xmlns:w15="http://schemas.microsoft.com/office/word/2012/wordml" xmlns:w16cex="http://schemas.microsoft.com/office/word/2018/wordml/cex" xmlns:w16cid="http://schemas.microsoft.com/office/word/2016/wordml/cid" xmlns:w16="http://schemas.microsoft.com/office/word/2018/wordml" xmlns:w16sdtdh="http://schemas.microsoft.com/office/word/2020/wordml/sdtdatahash" xmlns:w16se="http://schemas.microsoft.com/office/word/2015/wordml/symex" xmlns:wpg="http://schemas.microsoft.com/office/word/2010/wordprocessingGroup" xmlns:wpi="http://schemas.microsoft.com/office/word/2010/wordprocessingInk" xmlns:wne="http://schemas.microsoft.com/office/word/2006/wordml" xmlns:wps="http://schemas.microsoft.com/office/word/2010/wordprocessingShape" mc:Ignorable="w14 w15 w16se w16cid w16 w16cex w16sdtdh wp14">
   <w:abstractNum w:abstractNumId="0" w15:restartNumberingAfterBreak="0">
     <w:nsid w:val="7F693BF3"/>
     <w:multiLevelType w:val="hybridMultilevel"/>
@@ -227,14 +144,14 @@
       </w:pPr>
     </w:lvl>
   </w:abstractNum>
-  <w:num w:numId="1" w16cid:durableId="516118573">
+  <w:num w:numId="1">
     <w:abstractNumId w:val="0"/>
   </w:num>
 </w:numbering>
 </file>
 
 <file path=word/styles.xml><?xml version="1.0" encoding="utf-8"?>
-<w:styles xmlns:mc="http://schemas.openxmlformats.org/markup-compatibility/2006" xmlns:r="http://schemas.openxmlformats.org/officeDocument/2006/relationships" xmlns:w="http://schemas.openxmlformats.org/wordprocessingml/2006/main" xmlns:w14="http://schemas.microsoft.com/office/word/2010/wordml" xmlns:w15="http://schemas.microsoft.com/office/word/2012/wordml" xmlns:w16cex="http://schemas.microsoft.com/office/word/2018/wordml/cex" xmlns:w16cid="http://schemas.microsoft.com/office/word/2016/wordml/cid" xmlns:w16="http://schemas.microsoft.com/office/word/2018/wordml" xmlns:w16du="http://schemas.microsoft.com/office/word/2023/wordml/word16du" xmlns:w16sdtdh="http://schemas.microsoft.com/office/word/2020/wordml/sdtdatahash" xmlns:w16sdtfl="http://schemas.microsoft.com/office/word/2024/wordml/sdtformatlock" xmlns:w16se="http://schemas.microsoft.com/office/word/2015/wordml/symex" mc:Ignorable="w14 w15 w16se w16cid w16 w16cex w16sdtdh w16sdtfl w16du">
+<w:styles xmlns:mc="http://schemas.openxmlformats.org/markup-compatibility/2006" xmlns:r="http://schemas.openxmlformats.org/officeDocument/2006/relationships" xmlns:w="http://schemas.openxmlformats.org/wordprocessingml/2006/main" xmlns:w14="http://schemas.microsoft.com/office/word/2010/wordml" xmlns:w15="http://schemas.microsoft.com/office/word/2012/wordml" xmlns:w16cex="http://schemas.microsoft.com/office/word/2018/wordml/cex" xmlns:w16cid="http://schemas.microsoft.com/office/word/2016/wordml/cid" xmlns:w16="http://schemas.microsoft.com/office/word/2018/wordml" xmlns:w16sdtdh="http://schemas.microsoft.com/office/word/2020/wordml/sdtdatahash" xmlns:w16se="http://schemas.microsoft.com/office/word/2015/wordml/symex" mc:Ignorable="w14 w15 w16se w16cid w16 w16cex w16sdtdh">
   <w:docDefaults>
     <w:rPrDefault>
       <w:rPr>
